--- a/FJL-F10-Reglas de Negocio.docx
+++ b/FJL-F10-Reglas de Negocio.docx
@@ -1255,7 +1255,7 @@
                 <w:b w:val="false"/>
                 <w:bCs w:val="false"/>
               </w:rPr>
-              <w:t xml:space="preserve">El sistema deberá determinar si procede el derecho a pensión combinando el tiempo cotizado en ambos institutos y la edad del derechohabiente, y deberá proceder a la consulta de saldos y prospecto de beneficiarios únicamente cuando el dictamen sea positivo.</w:t>
+              <w:t xml:space="preserve">El sistema deberá determinar si procede el derecho a pensión combinando el tiempo cotizado en ambos institutos y la edad del derechohabiente, y deberá proceder a la consulta de saldos y al consumo del servicio de la CNSF únicamente cuando el dictamen sea positivo.</w:t>
             </w:r>
           </w:p>
         </w:tc>

--- a/FJL-F10-Reglas de Negocio.docx
+++ b/FJL-F10-Reglas de Negocio.docx
@@ -1256,6 +1256,68 @@
                 <w:bCs w:val="false"/>
               </w:rPr>
               <w:t xml:space="preserve">El sistema deberá determinar si procede el derecho a pensión combinando el tiempo cotizado en ambos institutos y la edad del derechohabiente, y deberá proceder a la consulta de saldos y al consumo del servicio de la CNSF únicamente cuando el dictamen sea positivo.</w:t>
+            </w:r>
+          </w:p>
+        </w:tc>
+      </w:tr>
+      <w:tr>
+        <w:tc>
+          <w:tcPr>
+            <w:tcW w:type="dxa" w:w="900"/>
+            <w:tcMar>
+              <w:top w:type="dxa" w:w="80"/>
+              <w:left w:type="dxa" w:w="100"/>
+              <w:bottom w:type="dxa" w:w="80"/>
+              <w:right w:type="dxa" w:w="100"/>
+            </w:tcMar>
+          </w:tcPr>
+          <w:p>
+            <w:r>
+              <w:rPr>
+                <w:b w:val="false"/>
+                <w:bCs w:val="false"/>
+              </w:rPr>
+              <w:t xml:space="preserve">RN-14</w:t>
+            </w:r>
+          </w:p>
+        </w:tc>
+        <w:tc>
+          <w:tcPr>
+            <w:tcW w:type="dxa" w:w="2600"/>
+            <w:tcMar>
+              <w:top w:type="dxa" w:w="80"/>
+              <w:left w:type="dxa" w:w="100"/>
+              <w:bottom w:type="dxa" w:w="80"/>
+              <w:right w:type="dxa" w:w="100"/>
+            </w:tcMar>
+          </w:tcPr>
+          <w:p>
+            <w:r>
+              <w:rPr>
+                <w:b w:val="false"/>
+                <w:bCs w:val="false"/>
+              </w:rPr>
+              <w:t xml:space="preserve">Re-portabilidad de periodos</w:t>
+            </w:r>
+          </w:p>
+        </w:tc>
+        <w:tc>
+          <w:tcPr>
+            <w:tcW w:type="dxa" w:w="5860"/>
+            <w:tcMar>
+              <w:top w:type="dxa" w:w="80"/>
+              <w:left w:type="dxa" w:w="100"/>
+              <w:bottom w:type="dxa" w:w="80"/>
+              <w:right w:type="dxa" w:w="100"/>
+            </w:tcMar>
+          </w:tcPr>
+          <w:p>
+            <w:r>
+              <w:rPr>
+                <w:b w:val="false"/>
+                <w:bCs w:val="false"/>
+              </w:rPr>
+              <w:t xml:space="preserve">El sistema deberá permitir volver a consultar y volver a marcar, en un nuevo trámite de portabilidad, los periodos que ya cuenten con la clave 410 en uso_pen (marca de portabilidad/re-portabilidad), sin considerar dicha marca como un impedimento bloqueante; solo se excluyen los periodos con una marca distinta a 410 o nula.</w:t>
             </w:r>
           </w:p>
         </w:tc>
